--- a/Luis/PHP Vue/Luis Veliz.docx
+++ b/Luis/PHP Vue/Luis Veliz.docx
@@ -20,18 +20,8 @@
           <w:sz w:val="72"/>
           <w:szCs w:val="24"/>
         </w:rPr>
-        <w:t xml:space="preserve">Luis </w:t>
-      </w:r>
-      <w:proofErr w:type="spellStart"/>
-      <w:r>
-        <w:rPr>
-          <w:rFonts w:ascii="Stencil" w:eastAsia="Times New Roman" w:hAnsi="Stencil" w:cs="Arial"/>
-          <w:sz w:val="72"/>
-          <w:szCs w:val="24"/>
-        </w:rPr>
-        <w:t>Veliz</w:t>
-      </w:r>
-      <w:proofErr w:type="spellEnd"/>
+        <w:t>Luis Veliz</w:t>
+      </w:r>
     </w:p>
     <w:tbl>
       <w:tblPr>
@@ -73,66 +63,13 @@
             <w:r>
               <w:rPr>
                 <w:rFonts w:ascii="Times New Roman" w:eastAsia="Times New Roman" w:hAnsi="Times New Roman" w:cs="Times New Roman"/>
-                <w:b w:val="0"/>
                 <w:sz w:val="20"/>
                 <w:szCs w:val="24"/>
               </w:rPr>
-              <w:t>Los Angeles</w:t>
+              <w:t>Los Angeles, California, USA | luis.v.dev@outlook.com | https://www.linkedin.com/in/luis-veliz-8681513a4/ | +1 (305) 7070624</w:t>
             </w:r>
-            <w:r>
-              <w:rPr>
-                <w:rFonts w:ascii="Times New Roman" w:eastAsia="Times New Roman" w:hAnsi="Times New Roman" w:cs="Times New Roman"/>
-                <w:b w:val="0"/>
-                <w:sz w:val="20"/>
-                <w:szCs w:val="24"/>
-              </w:rPr>
-              <w:t xml:space="preserve">, California, USA | </w:t>
-            </w:r>
-            <w:r>
-              <w:rPr>
-                <w:rFonts w:ascii="Times New Roman" w:eastAsia="Times New Roman" w:hAnsi="Times New Roman" w:cs="Times New Roman"/>
-                <w:b w:val="0"/>
-                <w:sz w:val="20"/>
-                <w:szCs w:val="24"/>
-              </w:rPr>
-              <w:t>luis.v.dev@outlook.com</w:t>
-            </w:r>
-            <w:r>
-              <w:rPr>
-                <w:rFonts w:ascii="Times New Roman" w:eastAsia="Times New Roman" w:hAnsi="Times New Roman" w:cs="Times New Roman"/>
-                <w:b w:val="0"/>
-                <w:sz w:val="20"/>
-                <w:szCs w:val="24"/>
-              </w:rPr>
-              <w:t xml:space="preserve"> | </w:t>
-            </w:r>
-            <w:r>
-              <w:rPr>
-                <w:rFonts w:ascii="Times New Roman" w:eastAsia="Times New Roman" w:hAnsi="Times New Roman" w:cs="Times New Roman"/>
-                <w:b w:val="0"/>
-                <w:sz w:val="20"/>
-                <w:szCs w:val="24"/>
-              </w:rPr>
-              <w:t xml:space="preserve">https://www.linkedin.com/in/luis-veliz-8681513a4/ </w:t>
-            </w:r>
-            <w:r>
-              <w:rPr>
-                <w:rFonts w:ascii="Times New Roman" w:eastAsia="Times New Roman" w:hAnsi="Times New Roman" w:cs="Times New Roman"/>
-                <w:b w:val="0"/>
-                <w:sz w:val="20"/>
-                <w:szCs w:val="24"/>
-              </w:rPr>
-              <w:t xml:space="preserve">| </w:t>
-            </w:r>
-            <w:r>
-              <w:rPr>
-                <w:rFonts w:ascii="Times New Roman" w:eastAsia="Times New Roman" w:hAnsi="Times New Roman" w:cs="Times New Roman"/>
-                <w:b w:val="0"/>
-                <w:sz w:val="20"/>
-                <w:szCs w:val="24"/>
-              </w:rPr>
-              <w:t>+1 (305) 606 4408</w:t>
-            </w:r>
+            <w:bookmarkStart w:id="0" w:name="_GoBack"/>
+            <w:bookmarkEnd w:id="0"/>
           </w:p>
         </w:tc>
       </w:tr>
@@ -208,17 +145,8 @@
           <w:rStyle w:val="Strong"/>
           <w:sz w:val="20"/>
         </w:rPr>
-        <w:t xml:space="preserve">PHP </w:t>
-      </w:r>
-      <w:proofErr w:type="spellStart"/>
-      <w:r>
-        <w:rPr>
-          <w:rStyle w:val="Strong"/>
-          <w:sz w:val="20"/>
-        </w:rPr>
-        <w:t>backends</w:t>
-      </w:r>
-      <w:proofErr w:type="spellEnd"/>
+        <w:t>PHP backends</w:t>
+      </w:r>
       <w:r>
         <w:rPr>
           <w:sz w:val="20"/>
@@ -236,14 +164,7 @@
         <w:rPr>
           <w:sz w:val="20"/>
         </w:rPr>
-        <w:t xml:space="preserve"> for customer-facing, workflow-heavy products. </w:t>
-      </w:r>
-      <w:proofErr w:type="gramStart"/>
-      <w:r>
-        <w:rPr>
-          <w:sz w:val="20"/>
-        </w:rPr>
-        <w:t xml:space="preserve">Strong in </w:t>
+        <w:t xml:space="preserve"> for customer-facing, workflow-heavy products. Strong in </w:t>
       </w:r>
       <w:r>
         <w:rPr>
@@ -321,14 +242,7 @@
         <w:rPr>
           <w:sz w:val="20"/>
         </w:rPr>
-        <w:t>.</w:t>
-      </w:r>
-      <w:proofErr w:type="gramEnd"/>
-      <w:r>
-        <w:rPr>
-          <w:sz w:val="20"/>
-        </w:rPr>
-        <w:t xml:space="preserve"> Known for shipping </w:t>
+        <w:t xml:space="preserve">. Known for shipping </w:t>
       </w:r>
       <w:r>
         <w:rPr>
@@ -382,7 +296,6 @@
         </w:rPr>
         <w:t xml:space="preserve">, </w:t>
       </w:r>
-      <w:proofErr w:type="spellStart"/>
       <w:r>
         <w:rPr>
           <w:rStyle w:val="Strong"/>
@@ -390,7 +303,6 @@
         </w:rPr>
         <w:t>Vue</w:t>
       </w:r>
-      <w:proofErr w:type="spellEnd"/>
       <w:r>
         <w:rPr>
           <w:sz w:val="20"/>
@@ -410,7 +322,6 @@
         </w:rPr>
         <w:t xml:space="preserve">, </w:t>
       </w:r>
-      <w:proofErr w:type="spellStart"/>
       <w:r>
         <w:rPr>
           <w:rStyle w:val="Strong"/>
@@ -418,14 +329,12 @@
         </w:rPr>
         <w:t>TypeScript</w:t>
       </w:r>
-      <w:proofErr w:type="spellEnd"/>
       <w:r>
         <w:rPr>
           <w:sz w:val="20"/>
         </w:rPr>
         <w:t xml:space="preserve">, </w:t>
       </w:r>
-      <w:proofErr w:type="spellStart"/>
       <w:r>
         <w:rPr>
           <w:rStyle w:val="Strong"/>
@@ -433,14 +342,12 @@
         </w:rPr>
         <w:t>PostgreSQL</w:t>
       </w:r>
-      <w:proofErr w:type="spellEnd"/>
       <w:r>
         <w:rPr>
           <w:sz w:val="20"/>
         </w:rPr>
         <w:t xml:space="preserve">, </w:t>
       </w:r>
-      <w:proofErr w:type="spellStart"/>
       <w:r>
         <w:rPr>
           <w:rStyle w:val="Strong"/>
@@ -448,7 +355,6 @@
         </w:rPr>
         <w:t>Redis</w:t>
       </w:r>
-      <w:proofErr w:type="spellEnd"/>
       <w:r>
         <w:rPr>
           <w:sz w:val="20"/>
@@ -468,7 +374,6 @@
         </w:rPr>
         <w:t xml:space="preserve">, </w:t>
       </w:r>
-      <w:proofErr w:type="spellStart"/>
       <w:r>
         <w:rPr>
           <w:rStyle w:val="Strong"/>
@@ -476,7 +381,6 @@
         </w:rPr>
         <w:t>Kubernetes</w:t>
       </w:r>
-      <w:proofErr w:type="spellEnd"/>
       <w:r>
         <w:rPr>
           <w:sz w:val="20"/>
@@ -644,35 +548,7 @@
         <w:rPr>
           <w:sz w:val="20"/>
         </w:rPr>
-        <w:t xml:space="preserve"> (</w:t>
-      </w:r>
-      <w:proofErr w:type="spellStart"/>
-      <w:r>
-        <w:rPr>
-          <w:sz w:val="20"/>
-        </w:rPr>
-        <w:t>Symfony</w:t>
-      </w:r>
-      <w:proofErr w:type="spellEnd"/>
-      <w:r>
-        <w:rPr>
-          <w:sz w:val="20"/>
-        </w:rPr>
-        <w:t>/</w:t>
-      </w:r>
-      <w:proofErr w:type="spellStart"/>
-      <w:r>
-        <w:rPr>
-          <w:sz w:val="20"/>
-        </w:rPr>
-        <w:t>Laravel</w:t>
-      </w:r>
-      <w:proofErr w:type="spellEnd"/>
-      <w:r>
-        <w:rPr>
-          <w:sz w:val="20"/>
-        </w:rPr>
-        <w:t xml:space="preserve"> patterns), </w:t>
+        <w:t xml:space="preserve"> (Symfony/Laravel patterns), </w:t>
       </w:r>
       <w:r>
         <w:rPr>
@@ -687,7 +563,6 @@
         </w:rPr>
         <w:t xml:space="preserve">, </w:t>
       </w:r>
-      <w:proofErr w:type="spellStart"/>
       <w:r>
         <w:rPr>
           <w:rStyle w:val="Strong"/>
@@ -695,7 +570,6 @@
         </w:rPr>
         <w:t>TypeScript</w:t>
       </w:r>
-      <w:proofErr w:type="spellEnd"/>
       <w:r>
         <w:rPr>
           <w:sz w:val="20"/>
@@ -715,7 +589,6 @@
         </w:rPr>
         <w:t xml:space="preserve">, background processing, </w:t>
       </w:r>
-      <w:proofErr w:type="spellStart"/>
       <w:r>
         <w:rPr>
           <w:rStyle w:val="Strong"/>
@@ -723,14 +596,12 @@
         </w:rPr>
         <w:t>gRPC</w:t>
       </w:r>
-      <w:proofErr w:type="spellEnd"/>
       <w:r>
         <w:rPr>
           <w:sz w:val="20"/>
         </w:rPr>
         <w:t xml:space="preserve">, </w:t>
       </w:r>
-      <w:proofErr w:type="spellStart"/>
       <w:r>
         <w:rPr>
           <w:rStyle w:val="Strong"/>
@@ -738,7 +609,6 @@
         </w:rPr>
         <w:t>WebSockets</w:t>
       </w:r>
-      <w:proofErr w:type="spellEnd"/>
       <w:r>
         <w:rPr>
           <w:sz w:val="20"/>
@@ -771,7 +641,6 @@
         </w:rPr>
         <w:t xml:space="preserve"> — Relational: </w:t>
       </w:r>
-      <w:proofErr w:type="spellStart"/>
       <w:r>
         <w:rPr>
           <w:rStyle w:val="Strong"/>
@@ -779,7 +648,6 @@
         </w:rPr>
         <w:t>PostgreSQL</w:t>
       </w:r>
-      <w:proofErr w:type="spellEnd"/>
       <w:r>
         <w:rPr>
           <w:sz w:val="20"/>
@@ -810,23 +678,8 @@
         <w:rPr>
           <w:sz w:val="20"/>
         </w:rPr>
-        <w:t xml:space="preserve"> | </w:t>
-      </w:r>
-      <w:proofErr w:type="spellStart"/>
-      <w:r>
-        <w:rPr>
-          <w:sz w:val="20"/>
-        </w:rPr>
-        <w:t>NoSQL</w:t>
-      </w:r>
-      <w:proofErr w:type="spellEnd"/>
-      <w:r>
-        <w:rPr>
-          <w:sz w:val="20"/>
-        </w:rPr>
-        <w:t xml:space="preserve">: </w:t>
-      </w:r>
-      <w:proofErr w:type="spellStart"/>
+        <w:t xml:space="preserve"> | NoSQL: </w:t>
+      </w:r>
       <w:r>
         <w:rPr>
           <w:rStyle w:val="Strong"/>
@@ -834,14 +687,12 @@
         </w:rPr>
         <w:t>Redis</w:t>
       </w:r>
-      <w:proofErr w:type="spellEnd"/>
       <w:r>
         <w:rPr>
           <w:sz w:val="20"/>
         </w:rPr>
         <w:t xml:space="preserve">, </w:t>
       </w:r>
-      <w:proofErr w:type="spellStart"/>
       <w:r>
         <w:rPr>
           <w:rStyle w:val="Strong"/>
@@ -849,14 +700,12 @@
         </w:rPr>
         <w:t>MongoDB</w:t>
       </w:r>
-      <w:proofErr w:type="spellEnd"/>
       <w:r>
         <w:rPr>
           <w:sz w:val="20"/>
         </w:rPr>
         <w:t xml:space="preserve">, </w:t>
       </w:r>
-      <w:proofErr w:type="spellStart"/>
       <w:r>
         <w:rPr>
           <w:rStyle w:val="Strong"/>
@@ -864,7 +713,6 @@
         </w:rPr>
         <w:t>DynamoDB</w:t>
       </w:r>
-      <w:proofErr w:type="spellEnd"/>
       <w:r>
         <w:rPr>
           <w:sz w:val="20"/>
@@ -897,7 +745,6 @@
         </w:rPr>
         <w:t xml:space="preserve">, </w:t>
       </w:r>
-      <w:proofErr w:type="spellStart"/>
       <w:r>
         <w:rPr>
           <w:rStyle w:val="Strong"/>
@@ -905,14 +752,12 @@
         </w:rPr>
         <w:t>RabbitMQ</w:t>
       </w:r>
-      <w:proofErr w:type="spellEnd"/>
       <w:r>
         <w:rPr>
           <w:sz w:val="20"/>
         </w:rPr>
         <w:t xml:space="preserve"> | Search: </w:t>
       </w:r>
-      <w:proofErr w:type="spellStart"/>
       <w:r>
         <w:rPr>
           <w:rStyle w:val="Strong"/>
@@ -920,7 +765,6 @@
         </w:rPr>
         <w:t>Elasticsearch</w:t>
       </w:r>
-      <w:proofErr w:type="spellEnd"/>
       <w:r>
         <w:rPr>
           <w:sz w:val="20"/>
@@ -953,7 +797,6 @@
         </w:rPr>
         <w:t xml:space="preserve">, </w:t>
       </w:r>
-      <w:proofErr w:type="spellStart"/>
       <w:r>
         <w:rPr>
           <w:rStyle w:val="Strong"/>
@@ -961,7 +804,6 @@
         </w:rPr>
         <w:t>BigQuery</w:t>
       </w:r>
-      <w:proofErr w:type="spellEnd"/>
     </w:p>
     <w:p>
       <w:pPr>
@@ -980,17 +822,8 @@
           <w:rStyle w:val="Strong"/>
           <w:sz w:val="20"/>
         </w:rPr>
-        <w:t xml:space="preserve">Cloud &amp; </w:t>
-      </w:r>
-      <w:proofErr w:type="spellStart"/>
-      <w:r>
-        <w:rPr>
-          <w:rStyle w:val="Strong"/>
-          <w:sz w:val="20"/>
-        </w:rPr>
-        <w:t>DevOps</w:t>
-      </w:r>
-      <w:proofErr w:type="spellEnd"/>
+        <w:t>Cloud &amp; DevOps</w:t>
+      </w:r>
       <w:r>
         <w:rPr>
           <w:sz w:val="20"/>
@@ -1002,71 +835,98 @@
           <w:rStyle w:val="Strong"/>
           <w:sz w:val="20"/>
         </w:rPr>
-        <w:t xml:space="preserve">AWS (primary): EKS, ECS, EC2, Lambda, API Gateway, S3, </w:t>
-      </w:r>
-      <w:proofErr w:type="spellStart"/>
-      <w:r>
-        <w:rPr>
-          <w:rStyle w:val="Strong"/>
-          <w:sz w:val="20"/>
-        </w:rPr>
-        <w:t>CloudFront</w:t>
-      </w:r>
-      <w:proofErr w:type="spellEnd"/>
-      <w:r>
-        <w:rPr>
-          <w:rStyle w:val="Strong"/>
-          <w:sz w:val="20"/>
-        </w:rPr>
-        <w:t xml:space="preserve">, RDS, </w:t>
-      </w:r>
-      <w:proofErr w:type="spellStart"/>
-      <w:r>
-        <w:rPr>
-          <w:rStyle w:val="Strong"/>
-          <w:sz w:val="20"/>
-        </w:rPr>
-        <w:t>DynamoDB</w:t>
-      </w:r>
-      <w:proofErr w:type="spellEnd"/>
-      <w:r>
-        <w:rPr>
-          <w:rStyle w:val="Strong"/>
+        <w:t>AWS (primary): EKS, ECS, EC2, Lambda, API Gateway, S3, CloudFront, RDS, DynamoDB, ElastiCache, EventBridge, Step Functions, IAM</w:t>
+      </w:r>
+      <w:r>
+        <w:rPr>
+          <w:sz w:val="20"/>
+        </w:rPr>
+        <w:t xml:space="preserve"> | </w:t>
+      </w:r>
+      <w:r>
+        <w:rPr>
+          <w:rStyle w:val="Strong"/>
+          <w:sz w:val="20"/>
+        </w:rPr>
+        <w:t>Azure: AKS, App Service, Azure SQL, Service Bus, Key Vault, Application Insights</w:t>
+      </w:r>
+      <w:r>
+        <w:rPr>
+          <w:sz w:val="20"/>
+        </w:rPr>
+        <w:t xml:space="preserve"> | </w:t>
+      </w:r>
+      <w:r>
+        <w:rPr>
+          <w:rStyle w:val="Strong"/>
+          <w:sz w:val="20"/>
+        </w:rPr>
+        <w:t>GCP: GKE, Cloud Run, Pub/Sub, Cloud Storage, BigQuery</w:t>
+      </w:r>
+      <w:r>
+        <w:rPr>
+          <w:sz w:val="20"/>
+        </w:rPr>
+        <w:t xml:space="preserve"> | </w:t>
+      </w:r>
+      <w:r>
+        <w:rPr>
+          <w:rStyle w:val="Strong"/>
+          <w:sz w:val="20"/>
+        </w:rPr>
+        <w:t>Docker</w:t>
+      </w:r>
+      <w:r>
+        <w:rPr>
           <w:sz w:val="20"/>
         </w:rPr>
         <w:t xml:space="preserve">, </w:t>
       </w:r>
-      <w:proofErr w:type="spellStart"/>
-      <w:r>
-        <w:rPr>
-          <w:rStyle w:val="Strong"/>
-          <w:sz w:val="20"/>
-        </w:rPr>
-        <w:t>ElastiCache</w:t>
-      </w:r>
-      <w:proofErr w:type="spellEnd"/>
-      <w:r>
-        <w:rPr>
-          <w:rStyle w:val="Strong"/>
+      <w:r>
+        <w:rPr>
+          <w:rStyle w:val="Strong"/>
+          <w:sz w:val="20"/>
+        </w:rPr>
+        <w:t>Kubernetes</w:t>
+      </w:r>
+      <w:r>
+        <w:rPr>
           <w:sz w:val="20"/>
         </w:rPr>
         <w:t xml:space="preserve">, </w:t>
       </w:r>
-      <w:proofErr w:type="spellStart"/>
-      <w:r>
-        <w:rPr>
-          <w:rStyle w:val="Strong"/>
-          <w:sz w:val="20"/>
-        </w:rPr>
-        <w:t>EventBridge</w:t>
-      </w:r>
-      <w:proofErr w:type="spellEnd"/>
-      <w:r>
-        <w:rPr>
-          <w:rStyle w:val="Strong"/>
-          <w:sz w:val="20"/>
-        </w:rPr>
-        <w:t>, Step Functions, IAM</w:t>
+      <w:r>
+        <w:rPr>
+          <w:rStyle w:val="Strong"/>
+          <w:sz w:val="20"/>
+        </w:rPr>
+        <w:t>Helm</w:t>
+      </w:r>
+      <w:r>
+        <w:rPr>
+          <w:sz w:val="20"/>
+        </w:rPr>
+        <w:t xml:space="preserve">, </w:t>
+      </w:r>
+      <w:r>
+        <w:rPr>
+          <w:rStyle w:val="Strong"/>
+          <w:sz w:val="20"/>
+        </w:rPr>
+        <w:t>Argo CD</w:t>
+      </w:r>
+      <w:r>
+        <w:rPr>
+          <w:sz w:val="20"/>
+        </w:rPr>
+        <w:t xml:space="preserve">, </w:t>
+      </w:r>
+      <w:r>
+        <w:rPr>
+          <w:rStyle w:val="Strong"/>
+          <w:sz w:val="20"/>
+        </w:rPr>
+        <w:t>GitOps</w:t>
       </w:r>
       <w:r>
         <w:rPr>
@@ -1079,60 +939,34 @@
           <w:rStyle w:val="Strong"/>
           <w:sz w:val="20"/>
         </w:rPr>
-        <w:t>Azure: AKS, App Service, Azure SQL, Service Bus, Key Vault, Application Insights</w:t>
-      </w:r>
-      <w:r>
-        <w:rPr>
-          <w:sz w:val="20"/>
-        </w:rPr>
-        <w:t xml:space="preserve"> | </w:t>
-      </w:r>
-      <w:r>
-        <w:rPr>
-          <w:rStyle w:val="Strong"/>
-          <w:sz w:val="20"/>
-        </w:rPr>
-        <w:t xml:space="preserve">GCP: GKE, Cloud Run, Pub/Sub, Cloud Storage, </w:t>
-      </w:r>
-      <w:proofErr w:type="spellStart"/>
-      <w:r>
-        <w:rPr>
-          <w:rStyle w:val="Strong"/>
-          <w:sz w:val="20"/>
-        </w:rPr>
-        <w:t>BigQuery</w:t>
-      </w:r>
-      <w:proofErr w:type="spellEnd"/>
-      <w:r>
-        <w:rPr>
-          <w:sz w:val="20"/>
-        </w:rPr>
-        <w:t xml:space="preserve"> | </w:t>
-      </w:r>
-      <w:proofErr w:type="spellStart"/>
-      <w:r>
-        <w:rPr>
-          <w:rStyle w:val="Strong"/>
-          <w:sz w:val="20"/>
-        </w:rPr>
-        <w:t>Docker</w:t>
-      </w:r>
-      <w:proofErr w:type="spellEnd"/>
+        <w:t>Terraform</w:t>
+      </w:r>
       <w:r>
         <w:rPr>
           <w:sz w:val="20"/>
         </w:rPr>
         <w:t xml:space="preserve">, </w:t>
       </w:r>
-      <w:proofErr w:type="spellStart"/>
-      <w:r>
-        <w:rPr>
-          <w:rStyle w:val="Strong"/>
-          <w:sz w:val="20"/>
-        </w:rPr>
-        <w:t>Kubernetes</w:t>
-      </w:r>
-      <w:proofErr w:type="spellEnd"/>
+      <w:r>
+        <w:rPr>
+          <w:rStyle w:val="Strong"/>
+          <w:sz w:val="20"/>
+        </w:rPr>
+        <w:t>CloudFormation</w:t>
+      </w:r>
+      <w:r>
+        <w:rPr>
+          <w:sz w:val="20"/>
+        </w:rPr>
+        <w:t xml:space="preserve"> | CI/CD: </w:t>
+      </w:r>
+      <w:r>
+        <w:rPr>
+          <w:rStyle w:val="Strong"/>
+          <w:sz w:val="20"/>
+        </w:rPr>
+        <w:t>GitHub Actions</w:t>
+      </w:r>
       <w:r>
         <w:rPr>
           <w:sz w:val="20"/>
@@ -1144,7 +978,7 @@
           <w:rStyle w:val="Strong"/>
           <w:sz w:val="20"/>
         </w:rPr>
-        <w:t>Helm</w:t>
+        <w:t>GitLab CI</w:t>
       </w:r>
       <w:r>
         <w:rPr>
@@ -1157,7 +991,7 @@
           <w:rStyle w:val="Strong"/>
           <w:sz w:val="20"/>
         </w:rPr>
-        <w:t>Argo CD</w:t>
+        <w:t>Jenkins</w:t>
       </w:r>
       <w:r>
         <w:rPr>
@@ -1165,131 +999,19 @@
         </w:rPr>
         <w:t xml:space="preserve">, </w:t>
       </w:r>
-      <w:proofErr w:type="spellStart"/>
-      <w:r>
-        <w:rPr>
-          <w:rStyle w:val="Strong"/>
-          <w:sz w:val="20"/>
-        </w:rPr>
-        <w:t>GitOps</w:t>
-      </w:r>
-      <w:proofErr w:type="spellEnd"/>
-      <w:r>
-        <w:rPr>
-          <w:sz w:val="20"/>
-        </w:rPr>
-        <w:t xml:space="preserve"> | </w:t>
-      </w:r>
-      <w:proofErr w:type="spellStart"/>
-      <w:r>
-        <w:rPr>
-          <w:rStyle w:val="Strong"/>
-          <w:sz w:val="20"/>
-        </w:rPr>
-        <w:t>Terraform</w:t>
-      </w:r>
-      <w:proofErr w:type="spellEnd"/>
+      <w:r>
+        <w:rPr>
+          <w:rStyle w:val="Strong"/>
+          <w:sz w:val="20"/>
+        </w:rPr>
+        <w:t>Azure DevOps</w:t>
+      </w:r>
       <w:r>
         <w:rPr>
           <w:sz w:val="20"/>
         </w:rPr>
         <w:t xml:space="preserve">, </w:t>
       </w:r>
-      <w:proofErr w:type="spellStart"/>
-      <w:r>
-        <w:rPr>
-          <w:rStyle w:val="Strong"/>
-          <w:sz w:val="20"/>
-        </w:rPr>
-        <w:t>CloudFormation</w:t>
-      </w:r>
-      <w:proofErr w:type="spellEnd"/>
-      <w:r>
-        <w:rPr>
-          <w:sz w:val="20"/>
-        </w:rPr>
-        <w:t xml:space="preserve"> | CI/CD: </w:t>
-      </w:r>
-      <w:proofErr w:type="spellStart"/>
-      <w:r>
-        <w:rPr>
-          <w:rStyle w:val="Strong"/>
-          <w:sz w:val="20"/>
-        </w:rPr>
-        <w:t>GitHub</w:t>
-      </w:r>
-      <w:proofErr w:type="spellEnd"/>
-      <w:r>
-        <w:rPr>
-          <w:rStyle w:val="Strong"/>
-          <w:sz w:val="20"/>
-        </w:rPr>
-        <w:t xml:space="preserve"> Actions</w:t>
-      </w:r>
-      <w:r>
-        <w:rPr>
-          <w:sz w:val="20"/>
-        </w:rPr>
-        <w:t xml:space="preserve">, </w:t>
-      </w:r>
-      <w:proofErr w:type="spellStart"/>
-      <w:r>
-        <w:rPr>
-          <w:rStyle w:val="Strong"/>
-          <w:sz w:val="20"/>
-        </w:rPr>
-        <w:t>GitLab</w:t>
-      </w:r>
-      <w:proofErr w:type="spellEnd"/>
-      <w:r>
-        <w:rPr>
-          <w:rStyle w:val="Strong"/>
-          <w:sz w:val="20"/>
-        </w:rPr>
-        <w:t xml:space="preserve"> CI</w:t>
-      </w:r>
-      <w:r>
-        <w:rPr>
-          <w:sz w:val="20"/>
-        </w:rPr>
-        <w:t xml:space="preserve">, </w:t>
-      </w:r>
-      <w:r>
-        <w:rPr>
-          <w:rStyle w:val="Strong"/>
-          <w:sz w:val="20"/>
-        </w:rPr>
-        <w:t>Jenkins</w:t>
-      </w:r>
-      <w:r>
-        <w:rPr>
-          <w:sz w:val="20"/>
-        </w:rPr>
-        <w:t xml:space="preserve">, </w:t>
-      </w:r>
-      <w:r>
-        <w:rPr>
-          <w:rStyle w:val="Strong"/>
-          <w:sz w:val="20"/>
-        </w:rPr>
-        <w:t xml:space="preserve">Azure </w:t>
-      </w:r>
-      <w:proofErr w:type="spellStart"/>
-      <w:r>
-        <w:rPr>
-          <w:rStyle w:val="Strong"/>
-          <w:sz w:val="20"/>
-        </w:rPr>
-        <w:t>DevOps</w:t>
-      </w:r>
-      <w:proofErr w:type="spellEnd"/>
-      <w:r>
-        <w:rPr>
-          <w:sz w:val="20"/>
-        </w:rPr>
-        <w:t xml:space="preserve">, </w:t>
-      </w:r>
-      <w:proofErr w:type="spellStart"/>
       <w:r>
         <w:rPr>
           <w:rStyle w:val="Strong"/>
@@ -1297,7 +1019,6 @@
         </w:rPr>
         <w:t>CircleCI</w:t>
       </w:r>
-      <w:proofErr w:type="spellEnd"/>
     </w:p>
     <w:p>
       <w:pPr>
@@ -1311,21 +1032,12 @@
           <w:sz w:val="20"/>
         </w:rPr>
       </w:pPr>
-      <w:proofErr w:type="spellStart"/>
-      <w:r>
-        <w:rPr>
-          <w:rStyle w:val="Strong"/>
-          <w:sz w:val="20"/>
-        </w:rPr>
-        <w:t>Observability</w:t>
-      </w:r>
-      <w:proofErr w:type="spellEnd"/>
-      <w:r>
-        <w:rPr>
-          <w:rStyle w:val="Strong"/>
-          <w:sz w:val="20"/>
-        </w:rPr>
-        <w:t>, Quality &amp; Security</w:t>
+      <w:r>
+        <w:rPr>
+          <w:rStyle w:val="Strong"/>
+          <w:sz w:val="20"/>
+        </w:rPr>
+        <w:t>Observability, Quality &amp; Security</w:t>
       </w:r>
       <w:r>
         <w:rPr>
@@ -1333,7 +1045,6 @@
         </w:rPr>
         <w:t xml:space="preserve"> — </w:t>
       </w:r>
-      <w:proofErr w:type="spellStart"/>
       <w:r>
         <w:rPr>
           <w:rStyle w:val="Strong"/>
@@ -1341,14 +1052,12 @@
         </w:rPr>
         <w:t>OpenTelemetry</w:t>
       </w:r>
-      <w:proofErr w:type="spellEnd"/>
       <w:r>
         <w:rPr>
           <w:sz w:val="20"/>
         </w:rPr>
         <w:t xml:space="preserve">, </w:t>
       </w:r>
-      <w:proofErr w:type="spellStart"/>
       <w:r>
         <w:rPr>
           <w:rStyle w:val="Strong"/>
@@ -1356,7 +1065,6 @@
         </w:rPr>
         <w:t>Datadog</w:t>
       </w:r>
-      <w:proofErr w:type="spellEnd"/>
       <w:r>
         <w:rPr>
           <w:sz w:val="20"/>
@@ -1376,7 +1084,6 @@
         </w:rPr>
         <w:t xml:space="preserve">, </w:t>
       </w:r>
-      <w:proofErr w:type="spellStart"/>
       <w:r>
         <w:rPr>
           <w:rStyle w:val="Strong"/>
@@ -1384,7 +1091,6 @@
         </w:rPr>
         <w:t>Grafana</w:t>
       </w:r>
-      <w:proofErr w:type="spellEnd"/>
       <w:r>
         <w:rPr>
           <w:sz w:val="20"/>
@@ -1404,7 +1110,6 @@
         </w:rPr>
         <w:t xml:space="preserve">, </w:t>
       </w:r>
-      <w:proofErr w:type="spellStart"/>
       <w:r>
         <w:rPr>
           <w:rStyle w:val="Strong"/>
@@ -1412,7 +1117,6 @@
         </w:rPr>
         <w:t>CloudWatch</w:t>
       </w:r>
-      <w:proofErr w:type="spellEnd"/>
       <w:r>
         <w:rPr>
           <w:sz w:val="20"/>
@@ -1523,21 +1227,12 @@
         </w:rPr>
         <w:t xml:space="preserve">, </w:t>
       </w:r>
-      <w:proofErr w:type="spellStart"/>
-      <w:r>
-        <w:rPr>
-          <w:rStyle w:val="Strong"/>
-          <w:sz w:val="20"/>
-        </w:rPr>
-        <w:t>OpenID</w:t>
-      </w:r>
-      <w:proofErr w:type="spellEnd"/>
-      <w:r>
-        <w:rPr>
-          <w:rStyle w:val="Strong"/>
-          <w:sz w:val="20"/>
-        </w:rPr>
-        <w:t xml:space="preserve"> Connect</w:t>
+      <w:r>
+        <w:rPr>
+          <w:rStyle w:val="Strong"/>
+          <w:sz w:val="20"/>
+        </w:rPr>
+        <w:t>OpenID Connect</w:t>
       </w:r>
       <w:r>
         <w:rPr>
@@ -1558,7 +1253,6 @@
         </w:rPr>
         <w:t xml:space="preserve">, </w:t>
       </w:r>
-      <w:proofErr w:type="spellStart"/>
       <w:r>
         <w:rPr>
           <w:rStyle w:val="Strong"/>
@@ -1566,7 +1260,6 @@
         </w:rPr>
         <w:t>Okta</w:t>
       </w:r>
-      <w:proofErr w:type="spellEnd"/>
       <w:r>
         <w:rPr>
           <w:sz w:val="20"/>
@@ -1591,17 +1284,8 @@
           <w:rStyle w:val="Strong"/>
           <w:sz w:val="20"/>
         </w:rPr>
-        <w:t xml:space="preserve">AWS </w:t>
-      </w:r>
-      <w:proofErr w:type="spellStart"/>
-      <w:r>
-        <w:rPr>
-          <w:rStyle w:val="Strong"/>
-          <w:sz w:val="20"/>
-        </w:rPr>
-        <w:t>Cognito</w:t>
-      </w:r>
-      <w:proofErr w:type="spellEnd"/>
+        <w:t>AWS Cognito</w:t>
+      </w:r>
       <w:r>
         <w:rPr>
           <w:sz w:val="20"/>
@@ -1684,7 +1368,6 @@
           <w:szCs w:val="27"/>
         </w:rPr>
       </w:pPr>
-      <w:proofErr w:type="spellStart"/>
       <w:r>
         <w:rPr>
           <w:rFonts w:ascii="Britannic Bold" w:eastAsia="Times New Roman" w:hAnsi="Britannic Bold" w:cs="Arial"/>
@@ -1694,7 +1377,6 @@
         </w:rPr>
         <w:t>SumatoSoft</w:t>
       </w:r>
-      <w:proofErr w:type="spellEnd"/>
     </w:p>
     <w:p>
       <w:pPr>
@@ -1784,52 +1466,15 @@
         <w:rPr>
           <w:sz w:val="20"/>
         </w:rPr>
-        <w:t xml:space="preserve"> (</w:t>
-      </w:r>
-      <w:proofErr w:type="spellStart"/>
-      <w:r>
-        <w:rPr>
-          <w:sz w:val="20"/>
-        </w:rPr>
-        <w:t>Symfony</w:t>
-      </w:r>
-      <w:proofErr w:type="spellEnd"/>
-      <w:r>
-        <w:rPr>
-          <w:sz w:val="20"/>
-        </w:rPr>
-        <w:t>/</w:t>
-      </w:r>
-      <w:proofErr w:type="spellStart"/>
-      <w:r>
-        <w:rPr>
-          <w:sz w:val="20"/>
-        </w:rPr>
-        <w:t>Laravel</w:t>
-      </w:r>
-      <w:proofErr w:type="spellEnd"/>
-      <w:r>
-        <w:rPr>
-          <w:sz w:val="20"/>
-        </w:rPr>
-        <w:t xml:space="preserve"> patterns) plus </w:t>
-      </w:r>
-      <w:r>
-        <w:rPr>
-          <w:rStyle w:val="Strong"/>
-          <w:sz w:val="20"/>
-        </w:rPr>
-        <w:t>Node.js/</w:t>
-      </w:r>
-      <w:proofErr w:type="spellStart"/>
-      <w:r>
-        <w:rPr>
-          <w:rStyle w:val="Strong"/>
-          <w:sz w:val="20"/>
-        </w:rPr>
-        <w:t>TypeScript</w:t>
-      </w:r>
-      <w:proofErr w:type="spellEnd"/>
+        <w:t xml:space="preserve"> (Symfony/Laravel patterns) plus </w:t>
+      </w:r>
+      <w:r>
+        <w:rPr>
+          <w:rStyle w:val="Strong"/>
+          <w:sz w:val="20"/>
+        </w:rPr>
+        <w:t>Node.js/TypeScript</w:t>
+      </w:r>
       <w:r>
         <w:rPr>
           <w:sz w:val="20"/>
@@ -1879,21 +1524,7 @@
         <w:rPr>
           <w:sz w:val="20"/>
         </w:rPr>
-        <w:t xml:space="preserve"> with pagination, filtering, </w:t>
-      </w:r>
-      <w:proofErr w:type="spellStart"/>
-      <w:r>
-        <w:rPr>
-          <w:sz w:val="20"/>
-        </w:rPr>
-        <w:t>idempotency</w:t>
-      </w:r>
-      <w:proofErr w:type="spellEnd"/>
-      <w:r>
-        <w:rPr>
-          <w:sz w:val="20"/>
-        </w:rPr>
-        <w:t xml:space="preserve"> keys, and standardized error envelopes to protect client integrations during change.</w:t>
+        <w:t xml:space="preserve"> with pagination, filtering, idempotency keys, and standardized error envelopes to protect client integrations during change.</w:t>
       </w:r>
     </w:p>
     <w:p>
@@ -1914,7 +1545,6 @@
         </w:rPr>
         <w:t xml:space="preserve">Implemented real-time collaboration features using </w:t>
       </w:r>
-      <w:proofErr w:type="spellStart"/>
       <w:r>
         <w:rPr>
           <w:rStyle w:val="Strong"/>
@@ -1922,7 +1552,6 @@
         </w:rPr>
         <w:t>WebSockets</w:t>
       </w:r>
-      <w:proofErr w:type="spellEnd"/>
       <w:r>
         <w:rPr>
           <w:sz w:val="20"/>
@@ -1948,7 +1577,6 @@
         </w:rPr>
         <w:t xml:space="preserve">Delivered data-heavy workflows on </w:t>
       </w:r>
-      <w:proofErr w:type="spellStart"/>
       <w:r>
         <w:rPr>
           <w:rStyle w:val="Strong"/>
@@ -1956,7 +1584,6 @@
         </w:rPr>
         <w:t>PostgreSQL</w:t>
       </w:r>
-      <w:proofErr w:type="spellEnd"/>
       <w:r>
         <w:rPr>
           <w:sz w:val="20"/>
@@ -1987,21 +1614,7 @@
         <w:rPr>
           <w:sz w:val="20"/>
         </w:rPr>
-        <w:t xml:space="preserve"> </w:t>
-      </w:r>
-      <w:proofErr w:type="spellStart"/>
-      <w:r>
-        <w:rPr>
-          <w:sz w:val="20"/>
-        </w:rPr>
-        <w:t>touchpoints</w:t>
-      </w:r>
-      <w:proofErr w:type="spellEnd"/>
-      <w:r>
-        <w:rPr>
-          <w:sz w:val="20"/>
-        </w:rPr>
-        <w:t>), improving schema design, indexing, and query plans to protect p95 latency.</w:t>
+        <w:t xml:space="preserve"> touchpoints), improving schema design, indexing, and query plans to protect p95 latency.</w:t>
       </w:r>
     </w:p>
     <w:p>
@@ -2022,7 +1635,6 @@
         </w:rPr>
         <w:t xml:space="preserve">Introduced caching and throttling with </w:t>
       </w:r>
-      <w:proofErr w:type="spellStart"/>
       <w:r>
         <w:rPr>
           <w:rStyle w:val="Strong"/>
@@ -2030,14 +1642,12 @@
         </w:rPr>
         <w:t>Redis</w:t>
       </w:r>
-      <w:proofErr w:type="spellEnd"/>
       <w:r>
         <w:rPr>
           <w:sz w:val="20"/>
         </w:rPr>
         <w:t xml:space="preserve"> and </w:t>
       </w:r>
-      <w:proofErr w:type="spellStart"/>
       <w:r>
         <w:rPr>
           <w:rStyle w:val="Strong"/>
@@ -2045,7 +1655,6 @@
         </w:rPr>
         <w:t>ElastiCache</w:t>
       </w:r>
-      <w:proofErr w:type="spellEnd"/>
       <w:r>
         <w:rPr>
           <w:sz w:val="20"/>
@@ -2095,35 +1704,7 @@
         <w:rPr>
           <w:sz w:val="20"/>
         </w:rPr>
-        <w:t xml:space="preserve">, standardizing </w:t>
-      </w:r>
-      <w:proofErr w:type="gramStart"/>
-      <w:r>
-        <w:rPr>
-          <w:sz w:val="20"/>
-        </w:rPr>
-        <w:t>retries,</w:t>
-      </w:r>
-      <w:proofErr w:type="gramEnd"/>
-      <w:r>
-        <w:rPr>
-          <w:sz w:val="20"/>
-        </w:rPr>
-        <w:t xml:space="preserve"> DLQs, </w:t>
-      </w:r>
-      <w:proofErr w:type="spellStart"/>
-      <w:r>
-        <w:rPr>
-          <w:sz w:val="20"/>
-        </w:rPr>
-        <w:t>deduplication</w:t>
-      </w:r>
-      <w:proofErr w:type="spellEnd"/>
-      <w:r>
-        <w:rPr>
-          <w:sz w:val="20"/>
-        </w:rPr>
-        <w:t>, and replay-safe consumers for long-running jobs.</w:t>
+        <w:t>, standardizing retries, DLQs, deduplication, and replay-safe consumers for long-running jobs.</w:t>
       </w:r>
     </w:p>
     <w:p>
@@ -2144,7 +1725,6 @@
         </w:rPr>
         <w:t xml:space="preserve">Integrated search experiences using </w:t>
       </w:r>
-      <w:proofErr w:type="spellStart"/>
       <w:r>
         <w:rPr>
           <w:rStyle w:val="Strong"/>
@@ -2152,7 +1732,6 @@
         </w:rPr>
         <w:t>Elasticsearch</w:t>
       </w:r>
-      <w:proofErr w:type="spellEnd"/>
       <w:r>
         <w:rPr>
           <w:sz w:val="20"/>
@@ -2204,7 +1783,6 @@
         </w:rPr>
         <w:t xml:space="preserve"> with </w:t>
       </w:r>
-      <w:proofErr w:type="spellStart"/>
       <w:r>
         <w:rPr>
           <w:rStyle w:val="Strong"/>
@@ -2212,7 +1790,6 @@
         </w:rPr>
         <w:t>Docker</w:t>
       </w:r>
-      <w:proofErr w:type="spellEnd"/>
       <w:r>
         <w:rPr>
           <w:sz w:val="20"/>
@@ -2245,7 +1822,6 @@
         </w:rPr>
         <w:t xml:space="preserve">, using </w:t>
       </w:r>
-      <w:proofErr w:type="spellStart"/>
       <w:r>
         <w:rPr>
           <w:rStyle w:val="Strong"/>
@@ -2253,7 +1829,6 @@
         </w:rPr>
         <w:t>GitOps</w:t>
       </w:r>
-      <w:proofErr w:type="spellEnd"/>
       <w:r>
         <w:rPr>
           <w:sz w:val="20"/>
@@ -2279,7 +1854,6 @@
         </w:rPr>
         <w:t xml:space="preserve">Managed infrastructure using </w:t>
       </w:r>
-      <w:proofErr w:type="spellStart"/>
       <w:r>
         <w:rPr>
           <w:rStyle w:val="Strong"/>
@@ -2287,14 +1861,12 @@
         </w:rPr>
         <w:t>Terraform</w:t>
       </w:r>
-      <w:proofErr w:type="spellEnd"/>
       <w:r>
         <w:rPr>
           <w:sz w:val="20"/>
         </w:rPr>
         <w:t xml:space="preserve"> and </w:t>
       </w:r>
-      <w:proofErr w:type="spellStart"/>
       <w:r>
         <w:rPr>
           <w:rStyle w:val="Strong"/>
@@ -2302,7 +1874,6 @@
         </w:rPr>
         <w:t>CloudFormation</w:t>
       </w:r>
-      <w:proofErr w:type="spellEnd"/>
       <w:r>
         <w:rPr>
           <w:sz w:val="20"/>
@@ -2339,23 +1910,8 @@
         <w:rPr>
           <w:sz w:val="20"/>
         </w:rPr>
-        <w:t xml:space="preserve">Established end-to-end </w:t>
-      </w:r>
-      <w:proofErr w:type="spellStart"/>
-      <w:r>
-        <w:rPr>
-          <w:sz w:val="20"/>
-        </w:rPr>
-        <w:t>observability</w:t>
-      </w:r>
-      <w:proofErr w:type="spellEnd"/>
-      <w:r>
-        <w:rPr>
-          <w:sz w:val="20"/>
-        </w:rPr>
-        <w:t xml:space="preserve"> with </w:t>
-      </w:r>
-      <w:proofErr w:type="spellStart"/>
+        <w:t xml:space="preserve">Established end-to-end observability with </w:t>
+      </w:r>
       <w:r>
         <w:rPr>
           <w:rStyle w:val="Strong"/>
@@ -2363,14 +1919,12 @@
         </w:rPr>
         <w:t>OpenTelemetry</w:t>
       </w:r>
-      <w:proofErr w:type="spellEnd"/>
       <w:r>
         <w:rPr>
           <w:sz w:val="20"/>
         </w:rPr>
         <w:t xml:space="preserve"> and structured logging, exporting telemetry into </w:t>
       </w:r>
-      <w:proofErr w:type="spellStart"/>
       <w:r>
         <w:rPr>
           <w:rStyle w:val="Strong"/>
@@ -2378,7 +1932,6 @@
         </w:rPr>
         <w:t>Datadog</w:t>
       </w:r>
-      <w:proofErr w:type="spellEnd"/>
       <w:r>
         <w:rPr>
           <w:sz w:val="20"/>
@@ -2390,24 +1943,14 @@
           <w:rStyle w:val="Strong"/>
           <w:sz w:val="20"/>
         </w:rPr>
-        <w:t>Prometheus/</w:t>
-      </w:r>
-      <w:proofErr w:type="spellStart"/>
-      <w:r>
-        <w:rPr>
-          <w:rStyle w:val="Strong"/>
-          <w:sz w:val="20"/>
-        </w:rPr>
-        <w:t>Grafana</w:t>
-      </w:r>
-      <w:proofErr w:type="spellEnd"/>
+        <w:t>Prometheus/Grafana</w:t>
+      </w:r>
       <w:r>
         <w:rPr>
           <w:sz w:val="20"/>
         </w:rPr>
         <w:t xml:space="preserve">, and </w:t>
       </w:r>
-      <w:proofErr w:type="spellStart"/>
       <w:r>
         <w:rPr>
           <w:rStyle w:val="Strong"/>
@@ -2415,7 +1958,6 @@
         </w:rPr>
         <w:t>CloudWatch</w:t>
       </w:r>
-      <w:proofErr w:type="spellEnd"/>
       <w:r>
         <w:rPr>
           <w:sz w:val="20"/>
@@ -2513,21 +2055,12 @@
         </w:rPr>
         <w:t xml:space="preserve">Built CI/CD pipelines using </w:t>
       </w:r>
-      <w:proofErr w:type="spellStart"/>
-      <w:r>
-        <w:rPr>
-          <w:rStyle w:val="Strong"/>
-          <w:sz w:val="20"/>
-        </w:rPr>
-        <w:t>GitHub</w:t>
-      </w:r>
-      <w:proofErr w:type="spellEnd"/>
-      <w:r>
-        <w:rPr>
-          <w:rStyle w:val="Strong"/>
-          <w:sz w:val="20"/>
-        </w:rPr>
-        <w:t xml:space="preserve"> Actions</w:t>
+      <w:r>
+        <w:rPr>
+          <w:rStyle w:val="Strong"/>
+          <w:sz w:val="20"/>
+        </w:rPr>
+        <w:t>GitHub Actions</w:t>
       </w:r>
       <w:r>
         <w:rPr>
@@ -2593,7 +2126,6 @@
         </w:rPr>
         <w:t xml:space="preserve">, and </w:t>
       </w:r>
-      <w:proofErr w:type="spellStart"/>
       <w:r>
         <w:rPr>
           <w:rStyle w:val="Strong"/>
@@ -2601,7 +2133,6 @@
         </w:rPr>
         <w:t>DynamoDB</w:t>
       </w:r>
-      <w:proofErr w:type="spellEnd"/>
       <w:r>
         <w:rPr>
           <w:sz w:val="20"/>
@@ -2635,21 +2166,7 @@
         <w:rPr>
           <w:sz w:val="20"/>
         </w:rPr>
-        <w:t xml:space="preserve"> (AKS/App Service, Azure SQL, Service Bus, Key Vault, </w:t>
-      </w:r>
-      <w:proofErr w:type="gramStart"/>
-      <w:r>
-        <w:rPr>
-          <w:sz w:val="20"/>
-        </w:rPr>
-        <w:t>Application</w:t>
-      </w:r>
-      <w:proofErr w:type="gramEnd"/>
-      <w:r>
-        <w:rPr>
-          <w:sz w:val="20"/>
-        </w:rPr>
-        <w:t xml:space="preserve"> Insights) and </w:t>
+        <w:t xml:space="preserve"> (AKS/App Service, Azure SQL, Service Bus, Key Vault, Application Insights) and </w:t>
       </w:r>
       <w:r>
         <w:rPr>
@@ -2662,21 +2179,7 @@
         <w:rPr>
           <w:sz w:val="20"/>
         </w:rPr>
-        <w:t xml:space="preserve"> (GKE/Cloud Run, Pub/Sub, Cloud Storage, </w:t>
-      </w:r>
-      <w:proofErr w:type="spellStart"/>
-      <w:r>
-        <w:rPr>
-          <w:sz w:val="20"/>
-        </w:rPr>
-        <w:t>BigQuery</w:t>
-      </w:r>
-      <w:proofErr w:type="spellEnd"/>
-      <w:r>
-        <w:rPr>
-          <w:sz w:val="20"/>
-        </w:rPr>
-        <w:t>) via provider-agnostic interfaces.</w:t>
+        <w:t xml:space="preserve"> (GKE/Cloud Run, Pub/Sub, Cloud Storage, BigQuery) via provider-agnostic interfaces.</w:t>
       </w:r>
     </w:p>
     <w:p>
@@ -2711,7 +2214,6 @@
           <w:szCs w:val="27"/>
         </w:rPr>
       </w:pPr>
-      <w:proofErr w:type="spellStart"/>
       <w:r>
         <w:rPr>
           <w:rFonts w:ascii="Britannic Bold" w:eastAsia="Times New Roman" w:hAnsi="Britannic Bold" w:cs="Arial"/>
@@ -2721,7 +2223,6 @@
         </w:rPr>
         <w:t>Saritasa</w:t>
       </w:r>
-      <w:proofErr w:type="spellEnd"/>
     </w:p>
     <w:p>
       <w:pPr>
@@ -2821,52 +2322,15 @@
         <w:rPr>
           <w:sz w:val="20"/>
         </w:rPr>
-        <w:t xml:space="preserve"> (</w:t>
-      </w:r>
-      <w:proofErr w:type="spellStart"/>
-      <w:r>
-        <w:rPr>
-          <w:sz w:val="20"/>
-        </w:rPr>
-        <w:t>Laravel</w:t>
-      </w:r>
-      <w:proofErr w:type="spellEnd"/>
-      <w:r>
-        <w:rPr>
-          <w:sz w:val="20"/>
-        </w:rPr>
-        <w:t>/</w:t>
-      </w:r>
-      <w:proofErr w:type="spellStart"/>
-      <w:r>
-        <w:rPr>
-          <w:sz w:val="20"/>
-        </w:rPr>
-        <w:t>Symfony</w:t>
-      </w:r>
-      <w:proofErr w:type="spellEnd"/>
-      <w:r>
-        <w:rPr>
-          <w:sz w:val="20"/>
-        </w:rPr>
-        <w:t xml:space="preserve"> patterns) and </w:t>
-      </w:r>
-      <w:r>
-        <w:rPr>
-          <w:rStyle w:val="Strong"/>
-          <w:sz w:val="20"/>
-        </w:rPr>
-        <w:t>Node.js/</w:t>
-      </w:r>
-      <w:proofErr w:type="spellStart"/>
-      <w:r>
-        <w:rPr>
-          <w:rStyle w:val="Strong"/>
-          <w:sz w:val="20"/>
-        </w:rPr>
-        <w:t>TypeScript</w:t>
-      </w:r>
-      <w:proofErr w:type="spellEnd"/>
+        <w:t xml:space="preserve"> (Laravel/Symfony patterns) and </w:t>
+      </w:r>
+      <w:r>
+        <w:rPr>
+          <w:rStyle w:val="Strong"/>
+          <w:sz w:val="20"/>
+        </w:rPr>
+        <w:t>Node.js/TypeScript</w:t>
+      </w:r>
       <w:r>
         <w:rPr>
           <w:sz w:val="20"/>
@@ -2892,7 +2356,6 @@
         </w:rPr>
         <w:t xml:space="preserve">Implemented background jobs with </w:t>
       </w:r>
-      <w:proofErr w:type="spellStart"/>
       <w:r>
         <w:rPr>
           <w:rStyle w:val="Strong"/>
@@ -2900,7 +2363,6 @@
         </w:rPr>
         <w:t>RabbitMQ</w:t>
       </w:r>
-      <w:proofErr w:type="spellEnd"/>
       <w:r>
         <w:rPr>
           <w:sz w:val="20"/>
@@ -2918,21 +2380,7 @@
         <w:rPr>
           <w:sz w:val="20"/>
         </w:rPr>
-        <w:t xml:space="preserve"> processing to keep </w:t>
-      </w:r>
-      <w:proofErr w:type="spellStart"/>
-      <w:r>
-        <w:rPr>
-          <w:sz w:val="20"/>
-        </w:rPr>
-        <w:t>async</w:t>
-      </w:r>
-      <w:proofErr w:type="spellEnd"/>
-      <w:r>
-        <w:rPr>
-          <w:sz w:val="20"/>
-        </w:rPr>
-        <w:t xml:space="preserve"> workflows safe under replays.</w:t>
+        <w:t xml:space="preserve"> processing to keep async workflows safe under replays.</w:t>
       </w:r>
     </w:p>
     <w:p>
@@ -2966,7 +2414,6 @@
         </w:rPr>
         <w:t xml:space="preserve"> and </w:t>
       </w:r>
-      <w:proofErr w:type="spellStart"/>
       <w:r>
         <w:rPr>
           <w:rStyle w:val="Strong"/>
@@ -2974,7 +2421,6 @@
         </w:rPr>
         <w:t>PostgreSQL</w:t>
       </w:r>
-      <w:proofErr w:type="spellEnd"/>
       <w:r>
         <w:rPr>
           <w:sz w:val="20"/>
@@ -3000,7 +2446,6 @@
         </w:rPr>
         <w:t xml:space="preserve">Reduced database load using </w:t>
       </w:r>
-      <w:proofErr w:type="spellStart"/>
       <w:r>
         <w:rPr>
           <w:rStyle w:val="Strong"/>
@@ -3008,26 +2453,11 @@
         </w:rPr>
         <w:t>Redis</w:t>
       </w:r>
-      <w:proofErr w:type="spellEnd"/>
-      <w:r>
-        <w:rPr>
-          <w:sz w:val="20"/>
-        </w:rPr>
-        <w:t xml:space="preserve"> caching, including invalidation patterns and request-level </w:t>
-      </w:r>
-      <w:proofErr w:type="spellStart"/>
-      <w:r>
-        <w:rPr>
-          <w:sz w:val="20"/>
-        </w:rPr>
-        <w:t>memoization</w:t>
-      </w:r>
-      <w:proofErr w:type="spellEnd"/>
-      <w:r>
-        <w:rPr>
-          <w:sz w:val="20"/>
-        </w:rPr>
-        <w:t xml:space="preserve"> for high-traffic endpoints.</w:t>
+      <w:r>
+        <w:rPr>
+          <w:sz w:val="20"/>
+        </w:rPr>
+        <w:t xml:space="preserve"> caching, including invalidation patterns and request-level memoization for high-traffic endpoints.</w:t>
       </w:r>
     </w:p>
     <w:p>
@@ -3048,7 +2478,6 @@
         </w:rPr>
         <w:t xml:space="preserve">Built search-driven admin tooling with </w:t>
       </w:r>
-      <w:proofErr w:type="spellStart"/>
       <w:r>
         <w:rPr>
           <w:rStyle w:val="Strong"/>
@@ -3056,7 +2485,6 @@
         </w:rPr>
         <w:t>Elasticsearch</w:t>
       </w:r>
-      <w:proofErr w:type="spellEnd"/>
       <w:r>
         <w:rPr>
           <w:sz w:val="20"/>
@@ -3082,7 +2510,6 @@
         </w:rPr>
         <w:t xml:space="preserve">Containerized services with </w:t>
       </w:r>
-      <w:proofErr w:type="spellStart"/>
       <w:r>
         <w:rPr>
           <w:rStyle w:val="Strong"/>
@@ -3090,14 +2517,12 @@
         </w:rPr>
         <w:t>Docker</w:t>
       </w:r>
-      <w:proofErr w:type="spellEnd"/>
       <w:r>
         <w:rPr>
           <w:sz w:val="20"/>
         </w:rPr>
         <w:t xml:space="preserve"> and deployed to </w:t>
       </w:r>
-      <w:proofErr w:type="spellStart"/>
       <w:r>
         <w:rPr>
           <w:rStyle w:val="Strong"/>
@@ -3105,40 +2530,11 @@
         </w:rPr>
         <w:t>Kubernetes</w:t>
       </w:r>
-      <w:proofErr w:type="spellEnd"/>
-      <w:r>
-        <w:rPr>
-          <w:sz w:val="20"/>
-        </w:rPr>
-        <w:t xml:space="preserve">, standardizing </w:t>
-      </w:r>
-      <w:proofErr w:type="spellStart"/>
-      <w:r>
-        <w:rPr>
-          <w:sz w:val="20"/>
-        </w:rPr>
-        <w:t>configs</w:t>
-      </w:r>
-      <w:proofErr w:type="spellEnd"/>
-      <w:r>
-        <w:rPr>
-          <w:sz w:val="20"/>
-        </w:rPr>
-        <w:t xml:space="preserve">, secrets, and environment parity across </w:t>
-      </w:r>
-      <w:proofErr w:type="spellStart"/>
-      <w:r>
-        <w:rPr>
-          <w:sz w:val="20"/>
-        </w:rPr>
-        <w:t>dev</w:t>
-      </w:r>
-      <w:proofErr w:type="spellEnd"/>
-      <w:r>
-        <w:rPr>
-          <w:sz w:val="20"/>
-        </w:rPr>
-        <w:t>/test/prod.</w:t>
+      <w:r>
+        <w:rPr>
+          <w:sz w:val="20"/>
+        </w:rPr>
+        <w:t>, standardizing configs, secrets, and environment parity across dev/test/prod.</w:t>
       </w:r>
     </w:p>
     <w:p>
@@ -3159,21 +2555,12 @@
         </w:rPr>
         <w:t xml:space="preserve">Automated delivery with </w:t>
       </w:r>
-      <w:proofErr w:type="spellStart"/>
-      <w:r>
-        <w:rPr>
-          <w:rStyle w:val="Strong"/>
-          <w:sz w:val="20"/>
-        </w:rPr>
-        <w:t>GitLab</w:t>
-      </w:r>
-      <w:proofErr w:type="spellEnd"/>
-      <w:r>
-        <w:rPr>
-          <w:rStyle w:val="Strong"/>
-          <w:sz w:val="20"/>
-        </w:rPr>
-        <w:t xml:space="preserve"> CI</w:t>
+      <w:r>
+        <w:rPr>
+          <w:rStyle w:val="Strong"/>
+          <w:sz w:val="20"/>
+        </w:rPr>
+        <w:t>GitLab CI</w:t>
       </w:r>
       <w:r>
         <w:rPr>
@@ -3181,21 +2568,12 @@
         </w:rPr>
         <w:t xml:space="preserve"> and </w:t>
       </w:r>
-      <w:proofErr w:type="spellStart"/>
-      <w:r>
-        <w:rPr>
-          <w:rStyle w:val="Strong"/>
-          <w:sz w:val="20"/>
-        </w:rPr>
-        <w:t>GitHub</w:t>
-      </w:r>
-      <w:proofErr w:type="spellEnd"/>
-      <w:r>
-        <w:rPr>
-          <w:rStyle w:val="Strong"/>
-          <w:sz w:val="20"/>
-        </w:rPr>
-        <w:t xml:space="preserve"> Actions</w:t>
+      <w:r>
+        <w:rPr>
+          <w:rStyle w:val="Strong"/>
+          <w:sz w:val="20"/>
+        </w:rPr>
+        <w:t>GitHub Actions</w:t>
       </w:r>
       <w:r>
         <w:rPr>
@@ -3246,21 +2624,7 @@
         <w:rPr>
           <w:sz w:val="20"/>
         </w:rPr>
-        <w:t xml:space="preserve"> (AKS, App Service, Azure SQL, Service Bus, Key Vault, </w:t>
-      </w:r>
-      <w:proofErr w:type="gramStart"/>
-      <w:r>
-        <w:rPr>
-          <w:sz w:val="20"/>
-        </w:rPr>
-        <w:t>Application</w:t>
-      </w:r>
-      <w:proofErr w:type="gramEnd"/>
-      <w:r>
-        <w:rPr>
-          <w:sz w:val="20"/>
-        </w:rPr>
-        <w:t xml:space="preserve"> Insights), ensuring secure connectivity and operational readiness.</w:t>
+        <w:t xml:space="preserve"> (AKS, App Service, Azure SQL, Service Bus, Key Vault, Application Insights), ensuring secure connectivity and operational readiness.</w:t>
       </w:r>
     </w:p>
     <w:p>
@@ -3294,7 +2658,6 @@
         </w:rPr>
         <w:t xml:space="preserve"> and </w:t>
       </w:r>
-      <w:proofErr w:type="spellStart"/>
       <w:r>
         <w:rPr>
           <w:rStyle w:val="Strong"/>
@@ -3302,7 +2665,6 @@
         </w:rPr>
         <w:t>Grafana</w:t>
       </w:r>
-      <w:proofErr w:type="spellEnd"/>
       <w:r>
         <w:rPr>
           <w:sz w:val="20"/>
@@ -3341,7 +2703,6 @@
         </w:rPr>
         <w:t xml:space="preserve"> plus enterprise identity flows using </w:t>
       </w:r>
-      <w:proofErr w:type="spellStart"/>
       <w:r>
         <w:rPr>
           <w:rStyle w:val="Strong"/>
@@ -3349,7 +2710,6 @@
         </w:rPr>
         <w:t>Okta</w:t>
       </w:r>
-      <w:proofErr w:type="spellEnd"/>
       <w:r>
         <w:rPr>
           <w:sz w:val="20"/>
@@ -3374,17 +2734,8 @@
           <w:rStyle w:val="Strong"/>
           <w:sz w:val="20"/>
         </w:rPr>
-        <w:t xml:space="preserve">AWS </w:t>
-      </w:r>
-      <w:proofErr w:type="spellStart"/>
-      <w:r>
-        <w:rPr>
-          <w:rStyle w:val="Strong"/>
-          <w:sz w:val="20"/>
-        </w:rPr>
-        <w:t>Cognito</w:t>
-      </w:r>
-      <w:proofErr w:type="spellEnd"/>
+        <w:t>AWS Cognito</w:t>
+      </w:r>
       <w:r>
         <w:rPr>
           <w:sz w:val="20"/>
@@ -3741,21 +3092,12 @@
         </w:rPr>
         <w:t xml:space="preserve">Introduced caching approaches using </w:t>
       </w:r>
-      <w:proofErr w:type="spellStart"/>
-      <w:r>
-        <w:rPr>
-          <w:rStyle w:val="Strong"/>
-          <w:sz w:val="20"/>
-        </w:rPr>
-        <w:t>Redis</w:t>
-      </w:r>
-      <w:proofErr w:type="spellEnd"/>
-      <w:r>
-        <w:rPr>
-          <w:rStyle w:val="Strong"/>
-          <w:sz w:val="20"/>
-        </w:rPr>
-        <w:t>-style</w:t>
+      <w:r>
+        <w:rPr>
+          <w:rStyle w:val="Strong"/>
+          <w:sz w:val="20"/>
+        </w:rPr>
+        <w:t>Redis-style</w:t>
       </w:r>
       <w:r>
         <w:rPr>
@@ -3780,21 +3122,7 @@
         <w:rPr>
           <w:sz w:val="20"/>
         </w:rPr>
-        <w:t xml:space="preserve">Implemented </w:t>
-      </w:r>
-      <w:proofErr w:type="spellStart"/>
-      <w:r>
-        <w:rPr>
-          <w:sz w:val="20"/>
-        </w:rPr>
-        <w:t>async</w:t>
-      </w:r>
-      <w:proofErr w:type="spellEnd"/>
-      <w:r>
-        <w:rPr>
-          <w:sz w:val="20"/>
-        </w:rPr>
-        <w:t xml:space="preserve"> processing concepts with queue-based workers, improving responsiveness for long-running tasks and batch operations.</w:t>
+        <w:t>Implemented async processing concepts with queue-based workers, improving responsiveness for long-running tasks and batch operations.</w:t>
       </w:r>
     </w:p>
     <w:p>
@@ -3834,7 +3162,6 @@
         </w:rPr>
         <w:t xml:space="preserve">Supported deployment workflows with </w:t>
       </w:r>
-      <w:proofErr w:type="spellStart"/>
       <w:r>
         <w:rPr>
           <w:rStyle w:val="Strong"/>
@@ -3842,7 +3169,6 @@
         </w:rPr>
         <w:t>Docker</w:t>
       </w:r>
-      <w:proofErr w:type="spellEnd"/>
       <w:r>
         <w:rPr>
           <w:sz w:val="20"/>
@@ -3886,35 +3212,7 @@
         <w:rPr>
           <w:sz w:val="20"/>
         </w:rPr>
-        <w:t xml:space="preserve">Built internal </w:t>
-      </w:r>
-      <w:proofErr w:type="spellStart"/>
-      <w:r>
-        <w:rPr>
-          <w:sz w:val="20"/>
-        </w:rPr>
-        <w:t>observability</w:t>
-      </w:r>
-      <w:proofErr w:type="spellEnd"/>
-      <w:r>
-        <w:rPr>
-          <w:sz w:val="20"/>
-        </w:rPr>
-        <w:t xml:space="preserve"> habits with structured logs and operational </w:t>
-      </w:r>
-      <w:proofErr w:type="spellStart"/>
-      <w:r>
-        <w:rPr>
-          <w:sz w:val="20"/>
-        </w:rPr>
-        <w:t>runbooks</w:t>
-      </w:r>
-      <w:proofErr w:type="spellEnd"/>
-      <w:r>
-        <w:rPr>
-          <w:sz w:val="20"/>
-        </w:rPr>
-        <w:t>, improving on-call handoffs and incident triage speed.</w:t>
+        <w:t>Built internal observability habits with structured logs and operational runbooks, improving on-call handoffs and incident triage speed.</w:t>
       </w:r>
     </w:p>
     <w:p>
@@ -4292,7 +3590,6 @@
           <w:szCs w:val="24"/>
         </w:rPr>
       </w:pPr>
-      <w:proofErr w:type="gramStart"/>
       <w:r>
         <w:rPr>
           <w:rFonts w:ascii="Times New Roman" w:eastAsia="Times New Roman" w:hAnsi="Times New Roman" w:cs="Times New Roman"/>
@@ -4309,17 +3606,7 @@
           <w:bCs/>
           <w:szCs w:val="24"/>
         </w:rPr>
-        <w:t>’s  Degree</w:t>
-      </w:r>
-      <w:proofErr w:type="gramEnd"/>
-      <w:r>
-        <w:rPr>
-          <w:rFonts w:ascii="Times New Roman" w:eastAsia="Times New Roman" w:hAnsi="Times New Roman" w:cs="Times New Roman"/>
-          <w:b/>
-          <w:bCs/>
-          <w:szCs w:val="24"/>
-        </w:rPr>
-        <w:t xml:space="preserve"> </w:t>
+        <w:t xml:space="preserve">’s  Degree </w:t>
       </w:r>
       <w:r>
         <w:rPr>
@@ -4456,7 +3743,6 @@
           <w:szCs w:val="20"/>
         </w:rPr>
       </w:pPr>
-      <w:proofErr w:type="spellStart"/>
       <w:r>
         <w:rPr>
           <w:rStyle w:val="Strong"/>
@@ -4465,18 +3751,7 @@
           <w:sz w:val="20"/>
           <w:szCs w:val="20"/>
         </w:rPr>
-        <w:t>Vue</w:t>
-      </w:r>
-      <w:proofErr w:type="spellEnd"/>
-      <w:r>
-        <w:rPr>
-          <w:rStyle w:val="Strong"/>
-          <w:b/>
-          <w:bCs/>
-          <w:sz w:val="20"/>
-          <w:szCs w:val="20"/>
-        </w:rPr>
-        <w:t xml:space="preserve"> + PHP Operations Console (Multi-Tenant)</w:t>
+        <w:t>Vue + PHP Operations Console (Multi-Tenant)</w:t>
       </w:r>
     </w:p>
     <w:p>
@@ -4565,39 +3840,7 @@
           <w:sz w:val="20"/>
           <w:szCs w:val="20"/>
         </w:rPr>
-        <w:t xml:space="preserve"> API layer (</w:t>
-      </w:r>
-      <w:proofErr w:type="spellStart"/>
-      <w:r>
-        <w:rPr>
-          <w:sz w:val="20"/>
-          <w:szCs w:val="20"/>
-        </w:rPr>
-        <w:t>Symfony</w:t>
-      </w:r>
-      <w:proofErr w:type="spellEnd"/>
-      <w:r>
-        <w:rPr>
-          <w:sz w:val="20"/>
-          <w:szCs w:val="20"/>
-        </w:rPr>
-        <w:t>/</w:t>
-      </w:r>
-      <w:proofErr w:type="spellStart"/>
-      <w:r>
-        <w:rPr>
-          <w:sz w:val="20"/>
-          <w:szCs w:val="20"/>
-        </w:rPr>
-        <w:t>Laravel</w:t>
-      </w:r>
-      <w:proofErr w:type="spellEnd"/>
-      <w:r>
-        <w:rPr>
-          <w:sz w:val="20"/>
-          <w:szCs w:val="20"/>
-        </w:rPr>
-        <w:t xml:space="preserve"> patterns) with strict request validation, consistent error contracts, and token-based access using </w:t>
+        <w:t xml:space="preserve"> API layer (Symfony/Laravel patterns) with strict request validation, consistent error contracts, and token-based access using </w:t>
       </w:r>
       <w:r>
         <w:rPr>
@@ -4651,7 +3894,6 @@
         </w:rPr>
         <w:t xml:space="preserve">Backed core workflows with </w:t>
       </w:r>
-      <w:proofErr w:type="spellStart"/>
       <w:r>
         <w:rPr>
           <w:rStyle w:val="Strong"/>
@@ -4660,7 +3902,6 @@
         </w:rPr>
         <w:t>PostgreSQL</w:t>
       </w:r>
-      <w:proofErr w:type="spellEnd"/>
       <w:r>
         <w:rPr>
           <w:sz w:val="20"/>
@@ -4668,7 +3909,6 @@
         </w:rPr>
         <w:t xml:space="preserve"> and </w:t>
       </w:r>
-      <w:proofErr w:type="spellStart"/>
       <w:r>
         <w:rPr>
           <w:rStyle w:val="Strong"/>
@@ -4677,7 +3917,6 @@
         </w:rPr>
         <w:t>Redis</w:t>
       </w:r>
-      <w:proofErr w:type="spellEnd"/>
       <w:r>
         <w:rPr>
           <w:sz w:val="20"/>
@@ -4705,69 +3944,31 @@
           <w:sz w:val="20"/>
           <w:szCs w:val="20"/>
         </w:rPr>
-        <w:t xml:space="preserve">Added end-to-end </w:t>
-      </w:r>
-      <w:proofErr w:type="spellStart"/>
-      <w:r>
-        <w:rPr>
+        <w:t xml:space="preserve">Added end-to-end observability using </w:t>
+      </w:r>
+      <w:r>
+        <w:rPr>
+          <w:rStyle w:val="Strong"/>
           <w:sz w:val="20"/>
           <w:szCs w:val="20"/>
         </w:rPr>
-        <w:t>observability</w:t>
-      </w:r>
-      <w:proofErr w:type="spellEnd"/>
+        <w:t>OpenTelemetry</w:t>
+      </w:r>
       <w:r>
         <w:rPr>
           <w:sz w:val="20"/>
           <w:szCs w:val="20"/>
         </w:rPr>
-        <w:t xml:space="preserve"> using </w:t>
-      </w:r>
-      <w:proofErr w:type="spellStart"/>
+        <w:t xml:space="preserve"> with actionable dashboards in </w:t>
+      </w:r>
       <w:r>
         <w:rPr>
           <w:rStyle w:val="Strong"/>
           <w:sz w:val="20"/>
           <w:szCs w:val="20"/>
         </w:rPr>
-        <w:t>OpenTelemetry</w:t>
-      </w:r>
-      <w:proofErr w:type="spellEnd"/>
-      <w:r>
-        <w:rPr>
-          <w:sz w:val="20"/>
-          <w:szCs w:val="20"/>
-        </w:rPr>
-        <w:t xml:space="preserve"> with actionable dashboards in </w:t>
-      </w:r>
-      <w:proofErr w:type="spellStart"/>
-      <w:r>
-        <w:rPr>
-          <w:rStyle w:val="Strong"/>
-          <w:sz w:val="20"/>
-          <w:szCs w:val="20"/>
-        </w:rPr>
-        <w:t>Grafana</w:t>
-      </w:r>
-      <w:proofErr w:type="spellEnd"/>
-      <w:r>
-        <w:rPr>
-          <w:rStyle w:val="Strong"/>
-          <w:sz w:val="20"/>
-          <w:szCs w:val="20"/>
-        </w:rPr>
-        <w:t>/</w:t>
-      </w:r>
-      <w:proofErr w:type="spellStart"/>
-      <w:r>
-        <w:rPr>
-          <w:rStyle w:val="Strong"/>
-          <w:sz w:val="20"/>
-          <w:szCs w:val="20"/>
-        </w:rPr>
-        <w:t>Datadog</w:t>
-      </w:r>
-      <w:proofErr w:type="spellEnd"/>
+        <w:t>Grafana/Datadog</w:t>
+      </w:r>
       <w:r>
         <w:rPr>
           <w:sz w:val="20"/>
@@ -4816,23 +4017,7 @@
           <w:sz w:val="20"/>
           <w:szCs w:val="20"/>
         </w:rPr>
-        <w:t xml:space="preserve">Built </w:t>
-      </w:r>
-      <w:proofErr w:type="spellStart"/>
-      <w:r>
-        <w:rPr>
-          <w:sz w:val="20"/>
-          <w:szCs w:val="20"/>
-        </w:rPr>
-        <w:t>async</w:t>
-      </w:r>
-      <w:proofErr w:type="spellEnd"/>
-      <w:r>
-        <w:rPr>
-          <w:sz w:val="20"/>
-          <w:szCs w:val="20"/>
-        </w:rPr>
-        <w:t xml:space="preserve"> workers using </w:t>
+        <w:t xml:space="preserve">Built async workers using </w:t>
       </w:r>
       <w:r>
         <w:rPr>
@@ -4901,23 +4086,13 @@
         </w:rPr>
         <w:t xml:space="preserve">Implemented search indexing and retrieval with </w:t>
       </w:r>
-      <w:proofErr w:type="spellStart"/>
       <w:r>
         <w:rPr>
           <w:rStyle w:val="Strong"/>
           <w:sz w:val="20"/>
           <w:szCs w:val="20"/>
         </w:rPr>
-        <w:t>Elasticsearch</w:t>
-      </w:r>
-      <w:proofErr w:type="spellEnd"/>
-      <w:r>
-        <w:rPr>
-          <w:rStyle w:val="Strong"/>
-          <w:sz w:val="20"/>
-          <w:szCs w:val="20"/>
-        </w:rPr>
-        <w:t>/OpenSearch</w:t>
+        <w:t>Elasticsearch/OpenSearch</w:t>
       </w:r>
       <w:r>
         <w:rPr>
@@ -4963,7 +4138,6 @@
         </w:rPr>
         <w:t xml:space="preserve"> using </w:t>
       </w:r>
-      <w:proofErr w:type="spellStart"/>
       <w:r>
         <w:rPr>
           <w:rStyle w:val="Strong"/>
@@ -4972,7 +4146,6 @@
         </w:rPr>
         <w:t>Docker</w:t>
       </w:r>
-      <w:proofErr w:type="spellEnd"/>
       <w:r>
         <w:rPr>
           <w:sz w:val="20"/>
@@ -5010,7 +4183,6 @@
         </w:rPr>
         <w:t xml:space="preserve"> with </w:t>
       </w:r>
-      <w:proofErr w:type="spellStart"/>
       <w:r>
         <w:rPr>
           <w:rStyle w:val="Strong"/>
@@ -5019,7 +4191,6 @@
         </w:rPr>
         <w:t>GitOps</w:t>
       </w:r>
-      <w:proofErr w:type="spellEnd"/>
       <w:r>
         <w:rPr>
           <w:sz w:val="20"/>
@@ -5027,7 +4198,6 @@
         </w:rPr>
         <w:t xml:space="preserve">, with infrastructure managed via </w:t>
       </w:r>
-      <w:proofErr w:type="spellStart"/>
       <w:r>
         <w:rPr>
           <w:rStyle w:val="Strong"/>
@@ -5036,7 +4206,6 @@
         </w:rPr>
         <w:t>Terraform</w:t>
       </w:r>
-      <w:proofErr w:type="spellEnd"/>
       <w:r>
         <w:rPr>
           <w:sz w:val="20"/>
@@ -5044,7 +4213,6 @@
         </w:rPr>
         <w:t xml:space="preserve"> and </w:t>
       </w:r>
-      <w:proofErr w:type="spellStart"/>
       <w:r>
         <w:rPr>
           <w:rStyle w:val="Strong"/>
@@ -5053,7 +4221,6 @@
         </w:rPr>
         <w:t>CloudFormation</w:t>
       </w:r>
-      <w:proofErr w:type="spellEnd"/>
       <w:r>
         <w:rPr>
           <w:sz w:val="20"/>
@@ -5061,8 +4228,6 @@
         </w:rPr>
         <w:t xml:space="preserve"> for consistent environments.</w:t>
       </w:r>
-      <w:bookmarkStart w:id="0" w:name="_GoBack"/>
-      <w:bookmarkEnd w:id="0"/>
     </w:p>
     <w:p>
       <w:pPr>
@@ -9010,7 +8175,7 @@
 </file>
 
 <file path=customXml/itemProps1.xml><?xml version="1.0" encoding="utf-8"?>
-<ds:datastoreItem xmlns:ds="http://schemas.openxmlformats.org/officeDocument/2006/customXml" ds:itemID="{D9601EAD-303F-48EB-AF85-1875A4AA4E00}">
+<ds:datastoreItem xmlns:ds="http://schemas.openxmlformats.org/officeDocument/2006/customXml" ds:itemID="{24B0570E-1A6E-45BB-B7A3-B3CC79B0409D}">
   <ds:schemaRefs>
     <ds:schemaRef ds:uri="http://schemas.openxmlformats.org/officeDocument/2006/bibliography"/>
   </ds:schemaRefs>
